--- a/results/reports/Rapport_V1_4_Consolide.docx
+++ b/results/reports/Rapport_V1_4_Consolide.docx
@@ -780,7 +780,7 @@
       <w:r>
         <w:drawing>
           <wp:inline xmlns:a="http://schemas.openxmlformats.org/drawingml/2006/main" xmlns:pic="http://schemas.openxmlformats.org/drawingml/2006/picture">
-            <wp:extent cx="5580000" cy="1354481"/>
+            <wp:extent cx="5580000" cy="1465455"/>
             <wp:docPr id="1" name="Picture 1"/>
             <wp:cNvGraphicFramePr>
               <a:graphicFrameLocks noChangeAspect="1"/>
@@ -801,7 +801,7 @@
                   <pic:spPr>
                     <a:xfrm>
                       <a:off x="0" y="0"/>
-                      <a:ext cx="5580000" cy="1354481"/>
+                      <a:ext cx="5580000" cy="1465455"/>
                     </a:xfrm>
                     <a:prstGeom prst="rect"/>
                   </pic:spPr>
@@ -828,7 +828,7 @@
       <w:r>
         <w:drawing>
           <wp:inline xmlns:a="http://schemas.openxmlformats.org/drawingml/2006/main" xmlns:pic="http://schemas.openxmlformats.org/drawingml/2006/picture">
-            <wp:extent cx="5580000" cy="3022043"/>
+            <wp:extent cx="5580000" cy="3100784"/>
             <wp:docPr id="2" name="Picture 2"/>
             <wp:cNvGraphicFramePr>
               <a:graphicFrameLocks noChangeAspect="1"/>
@@ -849,7 +849,7 @@
                   <pic:spPr>
                     <a:xfrm>
                       <a:off x="0" y="0"/>
-                      <a:ext cx="5580000" cy="3022043"/>
+                      <a:ext cx="5580000" cy="3100784"/>
                     </a:xfrm>
                     <a:prstGeom prst="rect"/>
                   </pic:spPr>
@@ -889,7 +889,7 @@
       <w:r>
         <w:drawing>
           <wp:inline xmlns:a="http://schemas.openxmlformats.org/drawingml/2006/main" xmlns:pic="http://schemas.openxmlformats.org/drawingml/2006/picture">
-            <wp:extent cx="5580000" cy="1701784"/>
+            <wp:extent cx="5580000" cy="1803636"/>
             <wp:docPr id="3" name="Picture 3"/>
             <wp:cNvGraphicFramePr>
               <a:graphicFrameLocks noChangeAspect="1"/>
@@ -910,7 +910,7 @@
                   <pic:spPr>
                     <a:xfrm>
                       <a:off x="0" y="0"/>
-                      <a:ext cx="5580000" cy="1701784"/>
+                      <a:ext cx="5580000" cy="1803636"/>
                     </a:xfrm>
                     <a:prstGeom prst="rect"/>
                   </pic:spPr>
@@ -1231,7 +1231,7 @@
       <w:r>
         <w:drawing>
           <wp:inline xmlns:a="http://schemas.openxmlformats.org/drawingml/2006/main" xmlns:pic="http://schemas.openxmlformats.org/drawingml/2006/picture">
-            <wp:extent cx="5580000" cy="3042077"/>
+            <wp:extent cx="5580000" cy="3118821"/>
             <wp:docPr id="4" name="Picture 4"/>
             <wp:cNvGraphicFramePr>
               <a:graphicFrameLocks noChangeAspect="1"/>
@@ -1252,7 +1252,7 @@
                   <pic:spPr>
                     <a:xfrm>
                       <a:off x="0" y="0"/>
-                      <a:ext cx="5580000" cy="3042077"/>
+                      <a:ext cx="5580000" cy="3118821"/>
                     </a:xfrm>
                     <a:prstGeom prst="rect"/>
                   </pic:spPr>
@@ -1287,7 +1287,7 @@
       <w:r>
         <w:drawing>
           <wp:inline xmlns:a="http://schemas.openxmlformats.org/drawingml/2006/main" xmlns:pic="http://schemas.openxmlformats.org/drawingml/2006/picture">
-            <wp:extent cx="5580000" cy="3042077"/>
+            <wp:extent cx="5580000" cy="3118821"/>
             <wp:docPr id="5" name="Picture 5"/>
             <wp:cNvGraphicFramePr>
               <a:graphicFrameLocks noChangeAspect="1"/>
@@ -1308,7 +1308,7 @@
                   <pic:spPr>
                     <a:xfrm>
                       <a:off x="0" y="0"/>
-                      <a:ext cx="5580000" cy="3042077"/>
+                      <a:ext cx="5580000" cy="3118821"/>
                     </a:xfrm>
                     <a:prstGeom prst="rect"/>
                   </pic:spPr>
@@ -3016,7 +3016,7 @@
       <w:r>
         <w:drawing>
           <wp:inline xmlns:a="http://schemas.openxmlformats.org/drawingml/2006/main" xmlns:pic="http://schemas.openxmlformats.org/drawingml/2006/picture">
-            <wp:extent cx="5580000" cy="3022043"/>
+            <wp:extent cx="5580000" cy="3100784"/>
             <wp:docPr id="6" name="Picture 6"/>
             <wp:cNvGraphicFramePr>
               <a:graphicFrameLocks noChangeAspect="1"/>
@@ -3037,7 +3037,7 @@
                   <pic:spPr>
                     <a:xfrm>
                       <a:off x="0" y="0"/>
-                      <a:ext cx="5580000" cy="3022043"/>
+                      <a:ext cx="5580000" cy="3100784"/>
                     </a:xfrm>
                     <a:prstGeom prst="rect"/>
                   </pic:spPr>
@@ -3677,7 +3677,7 @@
       <w:r>
         <w:drawing>
           <wp:inline xmlns:a="http://schemas.openxmlformats.org/drawingml/2006/main" xmlns:pic="http://schemas.openxmlformats.org/drawingml/2006/picture">
-            <wp:extent cx="5220000" cy="2827073"/>
+            <wp:extent cx="5220000" cy="2900733"/>
             <wp:docPr id="7" name="Picture 7"/>
             <wp:cNvGraphicFramePr>
               <a:graphicFrameLocks noChangeAspect="1"/>
@@ -3698,7 +3698,7 @@
                   <pic:spPr>
                     <a:xfrm>
                       <a:off x="0" y="0"/>
-                      <a:ext cx="5220000" cy="2827073"/>
+                      <a:ext cx="5220000" cy="2900733"/>
                     </a:xfrm>
                     <a:prstGeom prst="rect"/>
                   </pic:spPr>
@@ -3725,7 +3725,7 @@
       <w:r>
         <w:drawing>
           <wp:inline xmlns:a="http://schemas.openxmlformats.org/drawingml/2006/main" xmlns:pic="http://schemas.openxmlformats.org/drawingml/2006/picture">
-            <wp:extent cx="5220000" cy="2827073"/>
+            <wp:extent cx="5220000" cy="2900733"/>
             <wp:docPr id="8" name="Picture 8"/>
             <wp:cNvGraphicFramePr>
               <a:graphicFrameLocks noChangeAspect="1"/>
@@ -3746,7 +3746,7 @@
                   <pic:spPr>
                     <a:xfrm>
                       <a:off x="0" y="0"/>
-                      <a:ext cx="5220000" cy="2827073"/>
+                      <a:ext cx="5220000" cy="2900733"/>
                     </a:xfrm>
                     <a:prstGeom prst="rect"/>
                   </pic:spPr>
@@ -3773,7 +3773,7 @@
       <w:r>
         <w:drawing>
           <wp:inline xmlns:a="http://schemas.openxmlformats.org/drawingml/2006/main" xmlns:pic="http://schemas.openxmlformats.org/drawingml/2006/picture">
-            <wp:extent cx="5220000" cy="2827073"/>
+            <wp:extent cx="5220000" cy="2900733"/>
             <wp:docPr id="9" name="Picture 9"/>
             <wp:cNvGraphicFramePr>
               <a:graphicFrameLocks noChangeAspect="1"/>
@@ -3794,7 +3794,7 @@
                   <pic:spPr>
                     <a:xfrm>
                       <a:off x="0" y="0"/>
-                      <a:ext cx="5220000" cy="2827073"/>
+                      <a:ext cx="5220000" cy="2900733"/>
                     </a:xfrm>
                     <a:prstGeom prst="rect"/>
                   </pic:spPr>
@@ -3821,7 +3821,7 @@
       <w:r>
         <w:drawing>
           <wp:inline xmlns:a="http://schemas.openxmlformats.org/drawingml/2006/main" xmlns:pic="http://schemas.openxmlformats.org/drawingml/2006/picture">
-            <wp:extent cx="5220000" cy="2827073"/>
+            <wp:extent cx="5220000" cy="2897430"/>
             <wp:docPr id="10" name="Picture 10"/>
             <wp:cNvGraphicFramePr>
               <a:graphicFrameLocks noChangeAspect="1"/>
@@ -3842,7 +3842,7 @@
                   <pic:spPr>
                     <a:xfrm>
                       <a:off x="0" y="0"/>
-                      <a:ext cx="5220000" cy="2827073"/>
+                      <a:ext cx="5220000" cy="2897430"/>
                     </a:xfrm>
                     <a:prstGeom prst="rect"/>
                   </pic:spPr>
@@ -3869,7 +3869,7 @@
       <w:r>
         <w:drawing>
           <wp:inline xmlns:a="http://schemas.openxmlformats.org/drawingml/2006/main" xmlns:pic="http://schemas.openxmlformats.org/drawingml/2006/picture">
-            <wp:extent cx="5220000" cy="2827073"/>
+            <wp:extent cx="5220000" cy="2897430"/>
             <wp:docPr id="11" name="Picture 11"/>
             <wp:cNvGraphicFramePr>
               <a:graphicFrameLocks noChangeAspect="1"/>
@@ -3890,7 +3890,7 @@
                   <pic:spPr>
                     <a:xfrm>
                       <a:off x="0" y="0"/>
-                      <a:ext cx="5220000" cy="2827073"/>
+                      <a:ext cx="5220000" cy="2897430"/>
                     </a:xfrm>
                     <a:prstGeom prst="rect"/>
                   </pic:spPr>
@@ -3917,7 +3917,7 @@
       <w:r>
         <w:drawing>
           <wp:inline xmlns:a="http://schemas.openxmlformats.org/drawingml/2006/main" xmlns:pic="http://schemas.openxmlformats.org/drawingml/2006/picture">
-            <wp:extent cx="5220000" cy="2827073"/>
+            <wp:extent cx="5220000" cy="2897430"/>
             <wp:docPr id="12" name="Picture 12"/>
             <wp:cNvGraphicFramePr>
               <a:graphicFrameLocks noChangeAspect="1"/>
@@ -3938,7 +3938,7 @@
                   <pic:spPr>
                     <a:xfrm>
                       <a:off x="0" y="0"/>
-                      <a:ext cx="5220000" cy="2827073"/>
+                      <a:ext cx="5220000" cy="2897430"/>
                     </a:xfrm>
                     <a:prstGeom prst="rect"/>
                   </pic:spPr>
@@ -3965,7 +3965,7 @@
       <w:r>
         <w:drawing>
           <wp:inline xmlns:a="http://schemas.openxmlformats.org/drawingml/2006/main" xmlns:pic="http://schemas.openxmlformats.org/drawingml/2006/picture">
-            <wp:extent cx="5220000" cy="2827073"/>
+            <wp:extent cx="5220000" cy="2900733"/>
             <wp:docPr id="13" name="Picture 13"/>
             <wp:cNvGraphicFramePr>
               <a:graphicFrameLocks noChangeAspect="1"/>
@@ -3986,7 +3986,7 @@
                   <pic:spPr>
                     <a:xfrm>
                       <a:off x="0" y="0"/>
-                      <a:ext cx="5220000" cy="2827073"/>
+                      <a:ext cx="5220000" cy="2900733"/>
                     </a:xfrm>
                     <a:prstGeom prst="rect"/>
                   </pic:spPr>
@@ -4013,7 +4013,7 @@
       <w:r>
         <w:drawing>
           <wp:inline xmlns:a="http://schemas.openxmlformats.org/drawingml/2006/main" xmlns:pic="http://schemas.openxmlformats.org/drawingml/2006/picture">
-            <wp:extent cx="5220000" cy="2827073"/>
+            <wp:extent cx="5220000" cy="2900733"/>
             <wp:docPr id="14" name="Picture 14"/>
             <wp:cNvGraphicFramePr>
               <a:graphicFrameLocks noChangeAspect="1"/>
@@ -4034,7 +4034,7 @@
                   <pic:spPr>
                     <a:xfrm>
                       <a:off x="0" y="0"/>
-                      <a:ext cx="5220000" cy="2827073"/>
+                      <a:ext cx="5220000" cy="2900733"/>
                     </a:xfrm>
                     <a:prstGeom prst="rect"/>
                   </pic:spPr>
@@ -4061,7 +4061,7 @@
       <w:r>
         <w:drawing>
           <wp:inline xmlns:a="http://schemas.openxmlformats.org/drawingml/2006/main" xmlns:pic="http://schemas.openxmlformats.org/drawingml/2006/picture">
-            <wp:extent cx="5220000" cy="2827073"/>
+            <wp:extent cx="5220000" cy="2900733"/>
             <wp:docPr id="15" name="Picture 15"/>
             <wp:cNvGraphicFramePr>
               <a:graphicFrameLocks noChangeAspect="1"/>
@@ -4082,7 +4082,7 @@
                   <pic:spPr>
                     <a:xfrm>
                       <a:off x="0" y="0"/>
-                      <a:ext cx="5220000" cy="2827073"/>
+                      <a:ext cx="5220000" cy="2900733"/>
                     </a:xfrm>
                     <a:prstGeom prst="rect"/>
                   </pic:spPr>
@@ -4109,7 +4109,7 @@
       <w:r>
         <w:drawing>
           <wp:inline xmlns:a="http://schemas.openxmlformats.org/drawingml/2006/main" xmlns:pic="http://schemas.openxmlformats.org/drawingml/2006/picture">
-            <wp:extent cx="5220000" cy="2828925"/>
+            <wp:extent cx="5220000" cy="2897430"/>
             <wp:docPr id="16" name="Picture 16"/>
             <wp:cNvGraphicFramePr>
               <a:graphicFrameLocks noChangeAspect="1"/>
@@ -4130,7 +4130,7 @@
                   <pic:spPr>
                     <a:xfrm>
                       <a:off x="0" y="0"/>
-                      <a:ext cx="5220000" cy="2828925"/>
+                      <a:ext cx="5220000" cy="2897430"/>
                     </a:xfrm>
                     <a:prstGeom prst="rect"/>
                   </pic:spPr>
@@ -4157,7 +4157,7 @@
       <w:r>
         <w:drawing>
           <wp:inline xmlns:a="http://schemas.openxmlformats.org/drawingml/2006/main" xmlns:pic="http://schemas.openxmlformats.org/drawingml/2006/picture">
-            <wp:extent cx="5220000" cy="2828925"/>
+            <wp:extent cx="5220000" cy="2897430"/>
             <wp:docPr id="17" name="Picture 17"/>
             <wp:cNvGraphicFramePr>
               <a:graphicFrameLocks noChangeAspect="1"/>
@@ -4178,7 +4178,7 @@
                   <pic:spPr>
                     <a:xfrm>
                       <a:off x="0" y="0"/>
-                      <a:ext cx="5220000" cy="2828925"/>
+                      <a:ext cx="5220000" cy="2897430"/>
                     </a:xfrm>
                     <a:prstGeom prst="rect"/>
                   </pic:spPr>
@@ -4205,7 +4205,7 @@
       <w:r>
         <w:drawing>
           <wp:inline xmlns:a="http://schemas.openxmlformats.org/drawingml/2006/main" xmlns:pic="http://schemas.openxmlformats.org/drawingml/2006/picture">
-            <wp:extent cx="5220000" cy="2828925"/>
+            <wp:extent cx="5220000" cy="2897430"/>
             <wp:docPr id="18" name="Picture 18"/>
             <wp:cNvGraphicFramePr>
               <a:graphicFrameLocks noChangeAspect="1"/>
@@ -4226,7 +4226,7 @@
                   <pic:spPr>
                     <a:xfrm>
                       <a:off x="0" y="0"/>
-                      <a:ext cx="5220000" cy="2828925"/>
+                      <a:ext cx="5220000" cy="2897430"/>
                     </a:xfrm>
                     <a:prstGeom prst="rect"/>
                   </pic:spPr>
@@ -4253,7 +4253,7 @@
       <w:r>
         <w:drawing>
           <wp:inline xmlns:a="http://schemas.openxmlformats.org/drawingml/2006/main" xmlns:pic="http://schemas.openxmlformats.org/drawingml/2006/picture">
-            <wp:extent cx="5220000" cy="2828925"/>
+            <wp:extent cx="5220000" cy="2897430"/>
             <wp:docPr id="19" name="Picture 19"/>
             <wp:cNvGraphicFramePr>
               <a:graphicFrameLocks noChangeAspect="1"/>
@@ -4274,7 +4274,7 @@
                   <pic:spPr>
                     <a:xfrm>
                       <a:off x="0" y="0"/>
-                      <a:ext cx="5220000" cy="2828925"/>
+                      <a:ext cx="5220000" cy="2897430"/>
                     </a:xfrm>
                     <a:prstGeom prst="rect"/>
                   </pic:spPr>
@@ -4301,7 +4301,7 @@
       <w:r>
         <w:drawing>
           <wp:inline xmlns:a="http://schemas.openxmlformats.org/drawingml/2006/main" xmlns:pic="http://schemas.openxmlformats.org/drawingml/2006/picture">
-            <wp:extent cx="5220000" cy="2828925"/>
+            <wp:extent cx="5220000" cy="2897430"/>
             <wp:docPr id="20" name="Picture 20"/>
             <wp:cNvGraphicFramePr>
               <a:graphicFrameLocks noChangeAspect="1"/>
@@ -4322,7 +4322,7 @@
                   <pic:spPr>
                     <a:xfrm>
                       <a:off x="0" y="0"/>
-                      <a:ext cx="5220000" cy="2828925"/>
+                      <a:ext cx="5220000" cy="2897430"/>
                     </a:xfrm>
                     <a:prstGeom prst="rect"/>
                   </pic:spPr>
@@ -4349,7 +4349,7 @@
       <w:r>
         <w:drawing>
           <wp:inline xmlns:a="http://schemas.openxmlformats.org/drawingml/2006/main" xmlns:pic="http://schemas.openxmlformats.org/drawingml/2006/picture">
-            <wp:extent cx="5220000" cy="2828925"/>
+            <wp:extent cx="5220000" cy="2897430"/>
             <wp:docPr id="21" name="Picture 21"/>
             <wp:cNvGraphicFramePr>
               <a:graphicFrameLocks noChangeAspect="1"/>
@@ -4370,7 +4370,7 @@
                   <pic:spPr>
                     <a:xfrm>
                       <a:off x="0" y="0"/>
-                      <a:ext cx="5220000" cy="2828925"/>
+                      <a:ext cx="5220000" cy="2897430"/>
                     </a:xfrm>
                     <a:prstGeom prst="rect"/>
                   </pic:spPr>
@@ -4397,7 +4397,7 @@
       <w:r>
         <w:drawing>
           <wp:inline xmlns:a="http://schemas.openxmlformats.org/drawingml/2006/main" xmlns:pic="http://schemas.openxmlformats.org/drawingml/2006/picture">
-            <wp:extent cx="5220000" cy="2828925"/>
+            <wp:extent cx="5220000" cy="2897430"/>
             <wp:docPr id="22" name="Picture 22"/>
             <wp:cNvGraphicFramePr>
               <a:graphicFrameLocks noChangeAspect="1"/>
@@ -4418,7 +4418,7 @@
                   <pic:spPr>
                     <a:xfrm>
                       <a:off x="0" y="0"/>
-                      <a:ext cx="5220000" cy="2828925"/>
+                      <a:ext cx="5220000" cy="2897430"/>
                     </a:xfrm>
                     <a:prstGeom prst="rect"/>
                   </pic:spPr>
@@ -4445,7 +4445,7 @@
       <w:r>
         <w:drawing>
           <wp:inline xmlns:a="http://schemas.openxmlformats.org/drawingml/2006/main" xmlns:pic="http://schemas.openxmlformats.org/drawingml/2006/picture">
-            <wp:extent cx="5220000" cy="2828925"/>
+            <wp:extent cx="5220000" cy="2897430"/>
             <wp:docPr id="23" name="Picture 23"/>
             <wp:cNvGraphicFramePr>
               <a:graphicFrameLocks noChangeAspect="1"/>
@@ -4466,7 +4466,7 @@
                   <pic:spPr>
                     <a:xfrm>
                       <a:off x="0" y="0"/>
-                      <a:ext cx="5220000" cy="2828925"/>
+                      <a:ext cx="5220000" cy="2897430"/>
                     </a:xfrm>
                     <a:prstGeom prst="rect"/>
                   </pic:spPr>
@@ -4493,7 +4493,7 @@
       <w:r>
         <w:drawing>
           <wp:inline xmlns:a="http://schemas.openxmlformats.org/drawingml/2006/main" xmlns:pic="http://schemas.openxmlformats.org/drawingml/2006/picture">
-            <wp:extent cx="5220000" cy="2828925"/>
+            <wp:extent cx="5220000" cy="2897430"/>
             <wp:docPr id="24" name="Picture 24"/>
             <wp:cNvGraphicFramePr>
               <a:graphicFrameLocks noChangeAspect="1"/>
@@ -4514,7 +4514,7 @@
                   <pic:spPr>
                     <a:xfrm>
                       <a:off x="0" y="0"/>
-                      <a:ext cx="5220000" cy="2828925"/>
+                      <a:ext cx="5220000" cy="2897430"/>
                     </a:xfrm>
                     <a:prstGeom prst="rect"/>
                   </pic:spPr>
